--- a/scripts/e2e/fixtures/word-sample-body.docx
+++ b/scripts/e2e/fixtures/word-sample-body.docx
@@ -509,8 +509,29 @@
       </w:r>
     </w:p>
     <w:sectPr>
-      <w:pgSz w:w="11906" w:h="16838"/>
+      <w:pgSz w:w="11906" w:h="16838" w:code="9"/>
+      <w:pgMar w:top="1418" w:right="1418" w:bottom="1418" w:left="1985" w:header="851" w:footer="624" w:gutter="0"/>
+      <w:cols w:space="425"/>
+      <w:docGrid w:type="linesAndChars" w:linePitch="368" w:charSpace="770"/>
     </w:sectPr>
   </w:body>
 </w:document>
+</file>
+
+<file path=word/styles.xml><?xml version="1.0" encoding="utf-8"?>
+<w:styles xmlns:w="http://schemas.openxmlformats.org/wordprocessingml/2006/main" xmlns:w14="http://schemas.microsoft.com/office/word/2010/wordml" xmlns:mc="http://schemas.openxmlformats.org/markup-compatibility/2006" mc:Ignorable="w14">
+  <w:docDefaults>
+    <w:rPrDefault>
+      <w:rPr>
+        <w:sz w:val="21"/>
+      </w:rPr>
+    </w:rPrDefault>
+  </w:docDefaults>
+  <w:style w:type="paragraph" w:default="1" w:styleId="a">
+    <w:name w:val="Normal"/>
+    <w:rPr>
+      <w:sz w:val="22"/>
+    </w:rPr>
+  </w:style>
+</w:styles>
 </file>